--- a/resources/form_templates/ley_47_25/declaracion-simple-sobre-beneficiarios-finales.docx
+++ b/resources/form_templates/ley_47_25/declaracion-simple-sobre-beneficiarios-finales.docx
@@ -11507,7 +11507,7 @@
       </w:pPr>
       <w:proofErr w:type="gramStart"/>
       <w:r>
-        <w:t xml:space="preserve">[Firma del gerente de su empresa]</w:t>
+        <w:t xml:space="preserve">${img_firma}</w:t>
       </w:r>
     </w:p>
     <w:sectPr>

--- a/resources/form_templates/ley_47_25/declaracion-simple-sobre-beneficiarios-finales.docx
+++ b/resources/form_templates/ley_47_25/declaracion-simple-sobre-beneficiarios-finales.docx
@@ -11515,6 +11515,17 @@
       <w:pgMar w:top="2160" w:right="720" w:bottom="1380" w:left="720" w:header="466" w:footer="1138" w:gutter="0"/>
       <w:cols w:space="720"/>
     </w:sectPr>
+    <w:p>
+      <w:pPr>
+        <w:jc w:val="center"/>
+      </w:pPr>
+      <w:r>
+        <w:rPr>
+          <w:sz w:val="20"/>
+        </w:rPr>
+        <w:t>${img_sello}</w:t>
+      </w:r>
+    </w:p>
   </w:body>
 </w:document>
 </file>

--- a/resources/form_templates/ley_47_25/declaracion-simple-sobre-beneficiarios-finales.docx
+++ b/resources/form_templates/ley_47_25/declaracion-simple-sobre-beneficiarios-finales.docx
@@ -990,7 +990,7 @@
                 <w:color w:val="001F5F"/>
                 <w:w w:val="105"/>
               </w:rPr>
-              <w:t xml:space="preserve">402-1119954-8</w:t>
+              <w:t xml:space="preserve">${rep_cedula}</w:t>
             </w:r>
           </w:p>
         </w:tc>
@@ -11373,7 +11373,7 @@
       </w:pPr>
       <w:proofErr w:type="gramStart"/>
       <w:r>
-        <w:t xml:space="preserve">a los dieciocho (18) días de marzo del año dos mil veintiséis (2026).</w:t>
+        <w:t xml:space="preserve">a los ${dia} (${dia_letras}) días de ${mes} del año ${anio_letras} (${anio}).</w:t>
       </w:r>
     </w:p>
     <w:p>
